--- a/LEIA-ME.docx
+++ b/LEIA-ME.docx
@@ -251,7 +251,7 @@
               <w:pStyle w:val="Compact"/>
             </w:pPr>
             <w:r>
-              <w:t xml:space="preserve">Os 74 documentos num único ficheiro, com índice geral</w:t>
+              <w:t xml:space="preserve">Os 88 documentos num único ficheiro, com índice geral</w:t>
             </w:r>
           </w:p>
         </w:tc>
@@ -2105,7 +2105,7 @@
       </w:r>
     </w:p>
     <w:bookmarkEnd w:id="69"/>
-    <w:bookmarkStart w:id="155" w:name="índice-completo"/>
+    <w:bookmarkStart w:id="169" w:name="índice-completo"/>
     <w:p>
       <w:pPr>
         <w:pStyle w:val="Heading2"/>
@@ -2114,7 +2114,7 @@
         <w:t xml:space="preserve">Índice completo</w:t>
       </w:r>
     </w:p>
-    <w:bookmarkStart w:id="74" w:name="produto"/>
+    <w:bookmarkStart w:id="75" w:name="produto"/>
     <w:p>
       <w:pPr>
         <w:pStyle w:val="Heading3"/>
@@ -2277,9 +2277,38 @@
           </w:p>
         </w:tc>
       </w:tr>
+      <w:tr>
+        <w:tc>
+          <w:tcPr/>
+          <w:p>
+            <w:pPr>
+              <w:pStyle w:val="Compact"/>
+            </w:pPr>
+            <w:hyperlink r:id="rId74">
+              <w:r>
+                <w:rPr>
+                  <w:rStyle w:val="Hyperlink"/>
+                </w:rPr>
+                <w:t xml:space="preserve">Plano de Instrumentação</w:t>
+              </w:r>
+            </w:hyperlink>
+          </w:p>
+        </w:tc>
+        <w:tc>
+          <w:tcPr/>
+          <w:p>
+            <w:pPr>
+              <w:pStyle w:val="Compact"/>
+            </w:pPr>
+            <w:r>
+              <w:t xml:space="preserve">Que eventos o produto emite, nomes, consentimento, qualidade dos dados</w:t>
+            </w:r>
+          </w:p>
+        </w:tc>
+      </w:tr>
     </w:tbl>
-    <w:bookmarkEnd w:id="74"/>
-    <w:bookmarkStart w:id="85" w:name="gestão-de-projeto"/>
+    <w:bookmarkEnd w:id="75"/>
+    <w:bookmarkStart w:id="86" w:name="gestão-de-projeto"/>
     <w:p>
       <w:pPr>
         <w:pStyle w:val="Heading3"/>
@@ -2333,7 +2362,7 @@
             <w:pPr>
               <w:pStyle w:val="Compact"/>
             </w:pPr>
-            <w:hyperlink r:id="rId75">
+            <w:hyperlink r:id="rId76">
               <w:r>
                 <w:rPr>
                   <w:rStyle w:val="Hyperlink"/>
@@ -2362,7 +2391,7 @@
             <w:pPr>
               <w:pStyle w:val="Compact"/>
             </w:pPr>
-            <w:hyperlink r:id="rId76">
+            <w:hyperlink r:id="rId77">
               <w:r>
                 <w:rPr>
                   <w:rStyle w:val="Hyperlink"/>
@@ -2391,7 +2420,7 @@
             <w:pPr>
               <w:pStyle w:val="Compact"/>
             </w:pPr>
-            <w:hyperlink r:id="rId77">
+            <w:hyperlink r:id="rId78">
               <w:r>
                 <w:rPr>
                   <w:rStyle w:val="Hyperlink"/>
@@ -2420,7 +2449,7 @@
             <w:pPr>
               <w:pStyle w:val="Compact"/>
             </w:pPr>
-            <w:hyperlink r:id="rId78">
+            <w:hyperlink r:id="rId79">
               <w:r>
                 <w:rPr>
                   <w:rStyle w:val="Hyperlink"/>
@@ -2449,7 +2478,7 @@
             <w:pPr>
               <w:pStyle w:val="Compact"/>
             </w:pPr>
-            <w:hyperlink r:id="rId79">
+            <w:hyperlink r:id="rId80">
               <w:r>
                 <w:rPr>
                   <w:rStyle w:val="Hyperlink"/>
@@ -2478,7 +2507,7 @@
             <w:pPr>
               <w:pStyle w:val="Compact"/>
             </w:pPr>
-            <w:hyperlink r:id="rId80">
+            <w:hyperlink r:id="rId81">
               <w:r>
                 <w:rPr>
                   <w:rStyle w:val="Hyperlink"/>
@@ -2507,7 +2536,7 @@
             <w:pPr>
               <w:pStyle w:val="Compact"/>
             </w:pPr>
-            <w:hyperlink r:id="rId81">
+            <w:hyperlink r:id="rId82">
               <w:r>
                 <w:rPr>
                   <w:rStyle w:val="Hyperlink"/>
@@ -2536,7 +2565,7 @@
             <w:pPr>
               <w:pStyle w:val="Compact"/>
             </w:pPr>
-            <w:hyperlink r:id="rId82">
+            <w:hyperlink r:id="rId83">
               <w:r>
                 <w:rPr>
                   <w:rStyle w:val="Hyperlink"/>
@@ -2565,7 +2594,7 @@
             <w:pPr>
               <w:pStyle w:val="Compact"/>
             </w:pPr>
-            <w:hyperlink r:id="rId83">
+            <w:hyperlink r:id="rId84">
               <w:r>
                 <w:rPr>
                   <w:rStyle w:val="Hyperlink"/>
@@ -2594,7 +2623,7 @@
             <w:pPr>
               <w:pStyle w:val="Compact"/>
             </w:pPr>
-            <w:hyperlink r:id="rId84">
+            <w:hyperlink r:id="rId85">
               <w:r>
                 <w:rPr>
                   <w:rStyle w:val="Hyperlink"/>
@@ -2617,8 +2646,8 @@
         </w:tc>
       </w:tr>
     </w:tbl>
-    <w:bookmarkEnd w:id="85"/>
-    <w:bookmarkStart w:id="92" w:name="requisitos"/>
+    <w:bookmarkEnd w:id="86"/>
+    <w:bookmarkStart w:id="93" w:name="requisitos"/>
     <w:p>
       <w:pPr>
         <w:pStyle w:val="Heading3"/>
@@ -2672,7 +2701,7 @@
             <w:pPr>
               <w:pStyle w:val="Compact"/>
             </w:pPr>
-            <w:hyperlink r:id="rId86">
+            <w:hyperlink r:id="rId87">
               <w:r>
                 <w:rPr>
                   <w:rStyle w:val="Hyperlink"/>
@@ -2714,7 +2743,7 @@
             <w:pPr>
               <w:pStyle w:val="Compact"/>
             </w:pPr>
-            <w:hyperlink r:id="rId87">
+            <w:hyperlink r:id="rId88">
               <w:r>
                 <w:rPr>
                   <w:rStyle w:val="Hyperlink"/>
@@ -2743,7 +2772,7 @@
             <w:pPr>
               <w:pStyle w:val="Compact"/>
             </w:pPr>
-            <w:hyperlink r:id="rId88">
+            <w:hyperlink r:id="rId89">
               <w:r>
                 <w:rPr>
                   <w:rStyle w:val="Hyperlink"/>
@@ -2772,7 +2801,7 @@
             <w:pPr>
               <w:pStyle w:val="Compact"/>
             </w:pPr>
-            <w:hyperlink r:id="rId89">
+            <w:hyperlink r:id="rId90">
               <w:r>
                 <w:rPr>
                   <w:rStyle w:val="Hyperlink"/>
@@ -2801,7 +2830,7 @@
             <w:pPr>
               <w:pStyle w:val="Compact"/>
             </w:pPr>
-            <w:hyperlink r:id="rId90">
+            <w:hyperlink r:id="rId91">
               <w:r>
                 <w:rPr>
                   <w:rStyle w:val="Hyperlink"/>
@@ -2830,7 +2859,7 @@
             <w:pPr>
               <w:pStyle w:val="Compact"/>
             </w:pPr>
-            <w:hyperlink r:id="rId91">
+            <w:hyperlink r:id="rId92">
               <w:r>
                 <w:rPr>
                   <w:rStyle w:val="Hyperlink"/>
@@ -2853,8 +2882,8 @@
         </w:tc>
       </w:tr>
     </w:tbl>
-    <w:bookmarkEnd w:id="92"/>
-    <w:bookmarkStart w:id="99" w:name="análise"/>
+    <w:bookmarkEnd w:id="93"/>
+    <w:bookmarkStart w:id="100" w:name="análise"/>
     <w:p>
       <w:pPr>
         <w:pStyle w:val="Heading3"/>
@@ -2908,7 +2937,7 @@
             <w:pPr>
               <w:pStyle w:val="Compact"/>
             </w:pPr>
-            <w:hyperlink r:id="rId93">
+            <w:hyperlink r:id="rId94">
               <w:r>
                 <w:rPr>
                   <w:rStyle w:val="Hyperlink"/>
@@ -2937,7 +2966,7 @@
             <w:pPr>
               <w:pStyle w:val="Compact"/>
             </w:pPr>
-            <w:hyperlink r:id="rId94">
+            <w:hyperlink r:id="rId95">
               <w:r>
                 <w:rPr>
                   <w:rStyle w:val="Hyperlink"/>
@@ -2966,7 +2995,7 @@
             <w:pPr>
               <w:pStyle w:val="Compact"/>
             </w:pPr>
-            <w:hyperlink r:id="rId95">
+            <w:hyperlink r:id="rId96">
               <w:r>
                 <w:rPr>
                   <w:rStyle w:val="Hyperlink"/>
@@ -2999,7 +3028,7 @@
             <w:pPr>
               <w:pStyle w:val="Compact"/>
             </w:pPr>
-            <w:hyperlink r:id="rId96">
+            <w:hyperlink r:id="rId97">
               <w:r>
                 <w:rPr>
                   <w:rStyle w:val="Hyperlink"/>
@@ -3028,7 +3057,7 @@
             <w:pPr>
               <w:pStyle w:val="Compact"/>
             </w:pPr>
-            <w:hyperlink r:id="rId97">
+            <w:hyperlink r:id="rId98">
               <w:r>
                 <w:rPr>
                   <w:rStyle w:val="Hyperlink"/>
@@ -3057,7 +3086,7 @@
             <w:pPr>
               <w:pStyle w:val="Compact"/>
             </w:pPr>
-            <w:hyperlink r:id="rId98">
+            <w:hyperlink r:id="rId99">
               <w:r>
                 <w:rPr>
                   <w:rStyle w:val="Hyperlink"/>
@@ -3080,8 +3109,8 @@
         </w:tc>
       </w:tr>
     </w:tbl>
-    <w:bookmarkEnd w:id="99"/>
-    <w:bookmarkStart w:id="105" w:name="design"/>
+    <w:bookmarkEnd w:id="100"/>
+    <w:bookmarkStart w:id="107" w:name="design"/>
     <w:p>
       <w:pPr>
         <w:pStyle w:val="Heading3"/>
@@ -3135,7 +3164,7 @@
             <w:pPr>
               <w:pStyle w:val="Compact"/>
             </w:pPr>
-            <w:hyperlink r:id="rId100">
+            <w:hyperlink r:id="rId101">
               <w:r>
                 <w:rPr>
                   <w:rStyle w:val="Hyperlink"/>
@@ -3177,7 +3206,7 @@
             <w:pPr>
               <w:pStyle w:val="Compact"/>
             </w:pPr>
-            <w:hyperlink r:id="rId101">
+            <w:hyperlink r:id="rId102">
               <w:r>
                 <w:rPr>
                   <w:rStyle w:val="Hyperlink"/>
@@ -3206,7 +3235,7 @@
             <w:pPr>
               <w:pStyle w:val="Compact"/>
             </w:pPr>
-            <w:hyperlink r:id="rId102">
+            <w:hyperlink r:id="rId103">
               <w:r>
                 <w:rPr>
                   <w:rStyle w:val="Hyperlink"/>
@@ -3235,7 +3264,7 @@
             <w:pPr>
               <w:pStyle w:val="Compact"/>
             </w:pPr>
-            <w:hyperlink r:id="rId103">
+            <w:hyperlink r:id="rId104">
               <w:r>
                 <w:rPr>
                   <w:rStyle w:val="Hyperlink"/>
@@ -3264,7 +3293,7 @@
             <w:pPr>
               <w:pStyle w:val="Compact"/>
             </w:pPr>
-            <w:hyperlink r:id="rId104">
+            <w:hyperlink r:id="rId105">
               <w:r>
                 <w:rPr>
                   <w:rStyle w:val="Hyperlink"/>
@@ -3286,9 +3315,38 @@
           </w:p>
         </w:tc>
       </w:tr>
+      <w:tr>
+        <w:tc>
+          <w:tcPr/>
+          <w:p>
+            <w:pPr>
+              <w:pStyle w:val="Compact"/>
+            </w:pPr>
+            <w:hyperlink r:id="rId106">
+              <w:r>
+                <w:rPr>
+                  <w:rStyle w:val="Hyperlink"/>
+                </w:rPr>
+                <w:t xml:space="preserve">Internacionalização</w:t>
+              </w:r>
+            </w:hyperlink>
+          </w:p>
+        </w:tc>
+        <w:tc>
+          <w:tcPr/>
+          <w:p>
+            <w:pPr>
+              <w:pStyle w:val="Compact"/>
+            </w:pPr>
+            <w:r>
+              <w:t xml:space="preserve">O que decidir cedo, chaves e plurais, formatos por região, verificação</w:t>
+            </w:r>
+          </w:p>
+        </w:tc>
+      </w:tr>
     </w:tbl>
-    <w:bookmarkEnd w:id="105"/>
-    <w:bookmarkStart w:id="116" w:name="arquitetura"/>
+    <w:bookmarkEnd w:id="107"/>
+    <w:bookmarkStart w:id="118" w:name="arquitetura"/>
     <w:p>
       <w:pPr>
         <w:pStyle w:val="Heading3"/>
@@ -3342,7 +3400,7 @@
             <w:pPr>
               <w:pStyle w:val="Compact"/>
             </w:pPr>
-            <w:hyperlink r:id="rId106">
+            <w:hyperlink r:id="rId108">
               <w:r>
                 <w:rPr>
                   <w:rStyle w:val="Hyperlink"/>
@@ -3371,7 +3429,7 @@
             <w:pPr>
               <w:pStyle w:val="Compact"/>
             </w:pPr>
-            <w:hyperlink r:id="rId107">
+            <w:hyperlink r:id="rId109">
               <w:r>
                 <w:rPr>
                   <w:rStyle w:val="Hyperlink"/>
@@ -3393,7 +3451,7 @@
             <w:r>
               <w:t xml:space="preserve"> </w:t>
             </w:r>
-            <w:hyperlink r:id="rId108">
+            <w:hyperlink r:id="rId110">
               <w:r>
                 <w:rPr>
                   <w:rStyle w:val="Hyperlink"/>
@@ -3411,7 +3469,7 @@
             <w:pPr>
               <w:pStyle w:val="Compact"/>
             </w:pPr>
-            <w:hyperlink r:id="rId109">
+            <w:hyperlink r:id="rId111">
               <w:r>
                 <w:rPr>
                   <w:rStyle w:val="Hyperlink"/>
@@ -3440,7 +3498,7 @@
             <w:pPr>
               <w:pStyle w:val="Compact"/>
             </w:pPr>
-            <w:hyperlink r:id="rId110">
+            <w:hyperlink r:id="rId112">
               <w:r>
                 <w:rPr>
                   <w:rStyle w:val="Hyperlink"/>
@@ -3469,7 +3527,7 @@
             <w:pPr>
               <w:pStyle w:val="Compact"/>
             </w:pPr>
-            <w:hyperlink r:id="rId111">
+            <w:hyperlink r:id="rId113">
               <w:r>
                 <w:rPr>
                   <w:rStyle w:val="Hyperlink"/>
@@ -3498,7 +3556,7 @@
             <w:pPr>
               <w:pStyle w:val="Compact"/>
             </w:pPr>
-            <w:hyperlink r:id="rId112">
+            <w:hyperlink r:id="rId114">
               <w:r>
                 <w:rPr>
                   <w:rStyle w:val="Hyperlink"/>
@@ -3527,7 +3585,7 @@
             <w:pPr>
               <w:pStyle w:val="Compact"/>
             </w:pPr>
-            <w:hyperlink r:id="rId113">
+            <w:hyperlink r:id="rId115">
               <w:r>
                 <w:rPr>
                   <w:rStyle w:val="Hyperlink"/>
@@ -3556,7 +3614,7 @@
             <w:pPr>
               <w:pStyle w:val="Compact"/>
             </w:pPr>
-            <w:hyperlink r:id="rId114">
+            <w:hyperlink r:id="rId116">
               <w:r>
                 <w:rPr>
                   <w:rStyle w:val="Hyperlink"/>
@@ -3585,7 +3643,7 @@
             <w:pPr>
               <w:pStyle w:val="Compact"/>
             </w:pPr>
-            <w:hyperlink r:id="rId115">
+            <w:hyperlink r:id="rId117">
               <w:r>
                 <w:rPr>
                   <w:rStyle w:val="Hyperlink"/>
@@ -3608,8 +3666,8 @@
         </w:tc>
       </w:tr>
     </w:tbl>
-    <w:bookmarkEnd w:id="116"/>
-    <w:bookmarkStart w:id="120" w:name="desenvolvimento"/>
+    <w:bookmarkEnd w:id="118"/>
+    <w:bookmarkStart w:id="127" w:name="desenvolvimento"/>
     <w:p>
       <w:pPr>
         <w:pStyle w:val="Heading3"/>
@@ -3663,7 +3721,7 @@
             <w:pPr>
               <w:pStyle w:val="Compact"/>
             </w:pPr>
-            <w:hyperlink r:id="rId117">
+            <w:hyperlink r:id="rId119">
               <w:r>
                 <w:rPr>
                   <w:rStyle w:val="Hyperlink"/>
@@ -3704,7 +3762,7 @@
             <w:pPr>
               <w:pStyle w:val="Compact"/>
             </w:pPr>
-            <w:hyperlink r:id="rId118">
+            <w:hyperlink r:id="rId120">
               <w:r>
                 <w:rPr>
                   <w:rStyle w:val="Hyperlink"/>
@@ -3733,7 +3791,7 @@
             <w:pPr>
               <w:pStyle w:val="Compact"/>
             </w:pPr>
-            <w:hyperlink r:id="rId119">
+            <w:hyperlink r:id="rId121">
               <w:r>
                 <w:rPr>
                   <w:rStyle w:val="Hyperlink"/>
@@ -3755,9 +3813,154 @@
           </w:p>
         </w:tc>
       </w:tr>
+      <w:tr>
+        <w:tc>
+          <w:tcPr/>
+          <w:p>
+            <w:pPr>
+              <w:pStyle w:val="Compact"/>
+            </w:pPr>
+            <w:hyperlink r:id="rId122">
+              <w:r>
+                <w:rPr>
+                  <w:rStyle w:val="Hyperlink"/>
+                </w:rPr>
+                <w:t xml:space="preserve">Integração e Entrega Contínua</w:t>
+              </w:r>
+            </w:hyperlink>
+          </w:p>
+        </w:tc>
+        <w:tc>
+          <w:tcPr/>
+          <w:p>
+            <w:pPr>
+              <w:pStyle w:val="Compact"/>
+            </w:pPr>
+            <w:r>
+              <w:t xml:space="preserve">O que corre em cada PR, verificações obrigatórias, testes intermitentes</w:t>
+            </w:r>
+          </w:p>
+        </w:tc>
+      </w:tr>
+      <w:tr>
+        <w:tc>
+          <w:tcPr/>
+          <w:p>
+            <w:pPr>
+              <w:pStyle w:val="Compact"/>
+            </w:pPr>
+            <w:hyperlink r:id="rId123">
+              <w:r>
+                <w:rPr>
+                  <w:rStyle w:val="Hyperlink"/>
+                </w:rPr>
+                <w:t xml:space="preserve">Gestão de Dívida Técnica</w:t>
+              </w:r>
+            </w:hyperlink>
+          </w:p>
+        </w:tc>
+        <w:tc>
+          <w:tcPr/>
+          <w:p>
+            <w:pPr>
+              <w:pStyle w:val="Compact"/>
+            </w:pPr>
+            <w:r>
+              <w:t xml:space="preserve">Registo com juro e vencimento, orçamento por ciclo, sinais</w:t>
+            </w:r>
+          </w:p>
+        </w:tc>
+      </w:tr>
+      <w:tr>
+        <w:tc>
+          <w:tcPr/>
+          <w:p>
+            <w:pPr>
+              <w:pStyle w:val="Compact"/>
+            </w:pPr>
+            <w:hyperlink r:id="rId124">
+              <w:r>
+                <w:rPr>
+                  <w:rStyle w:val="Hyperlink"/>
+                </w:rPr>
+                <w:t xml:space="preserve">Integração de Novos Elementos</w:t>
+              </w:r>
+            </w:hyperlink>
+          </w:p>
+        </w:tc>
+        <w:tc>
+          <w:tcPr/>
+          <w:p>
+            <w:pPr>
+              <w:pStyle w:val="Compact"/>
+            </w:pPr>
+            <w:r>
+              <w:t xml:space="preserve">Primeiro dia, ordem de leitura, primeira tarefa, conversa dos 30 dias</w:t>
+            </w:r>
+          </w:p>
+        </w:tc>
+      </w:tr>
+      <w:tr>
+        <w:tc>
+          <w:tcPr/>
+          <w:p>
+            <w:pPr>
+              <w:pStyle w:val="Compact"/>
+            </w:pPr>
+            <w:hyperlink r:id="rId125">
+              <w:r>
+                <w:rPr>
+                  <w:rStyle w:val="Hyperlink"/>
+                </w:rPr>
+                <w:t xml:space="preserve">Uso de IA no Desenvolvimento</w:t>
+              </w:r>
+            </w:hyperlink>
+          </w:p>
+        </w:tc>
+        <w:tc>
+          <w:tcPr/>
+          <w:p>
+            <w:pPr>
+              <w:pStyle w:val="Compact"/>
+            </w:pPr>
+            <w:r>
+              <w:t xml:space="preserve">O que nunca se cola, revisão obrigatória, licenças, AGENTS.md</w:t>
+            </w:r>
+          </w:p>
+        </w:tc>
+      </w:tr>
+      <w:tr>
+        <w:tc>
+          <w:tcPr/>
+          <w:p>
+            <w:pPr>
+              <w:pStyle w:val="Compact"/>
+            </w:pPr>
+            <w:hyperlink r:id="rId126">
+              <w:r>
+                <w:rPr>
+                  <w:rStyle w:val="Hyperlink"/>
+                </w:rPr>
+                <w:t xml:space="preserve">Ficheiros de Repositório</w:t>
+              </w:r>
+            </w:hyperlink>
+          </w:p>
+        </w:tc>
+        <w:tc>
+          <w:tcPr/>
+          <w:p>
+            <w:pPr>
+              <w:pStyle w:val="Compact"/>
+            </w:pPr>
+            <w:r>
+              <w:t xml:space="preserve">.editorconfig, Makefile, modelos de PR e de bug, CODEOWNERS, CI</w:t>
+            </w:r>
+          </w:p>
+        </w:tc>
+      </w:tr>
     </w:tbl>
-    <w:bookmarkEnd w:id="120"/>
-    <w:bookmarkStart w:id="127" w:name="qualidade"/>
+    <w:bookmarkEnd w:id="127"/>
+    <w:bookmarkStart w:id="135" w:name="qualidade"/>
     <w:p>
       <w:pPr>
         <w:pStyle w:val="Heading3"/>
@@ -3811,7 +4014,7 @@
             <w:pPr>
               <w:pStyle w:val="Compact"/>
             </w:pPr>
-            <w:hyperlink r:id="rId121">
+            <w:hyperlink r:id="rId128">
               <w:r>
                 <w:rPr>
                   <w:rStyle w:val="Hyperlink"/>
@@ -3840,7 +4043,7 @@
             <w:pPr>
               <w:pStyle w:val="Compact"/>
             </w:pPr>
-            <w:hyperlink r:id="rId122">
+            <w:hyperlink r:id="rId129">
               <w:r>
                 <w:rPr>
                   <w:rStyle w:val="Hyperlink"/>
@@ -3869,7 +4072,7 @@
             <w:pPr>
               <w:pStyle w:val="Compact"/>
             </w:pPr>
-            <w:hyperlink r:id="rId123">
+            <w:hyperlink r:id="rId130">
               <w:r>
                 <w:rPr>
                   <w:rStyle w:val="Hyperlink"/>
@@ -3898,7 +4101,7 @@
             <w:pPr>
               <w:pStyle w:val="Compact"/>
             </w:pPr>
-            <w:hyperlink r:id="rId124">
+            <w:hyperlink r:id="rId131">
               <w:r>
                 <w:rPr>
                   <w:rStyle w:val="Hyperlink"/>
@@ -3927,7 +4130,7 @@
             <w:pPr>
               <w:pStyle w:val="Compact"/>
             </w:pPr>
-            <w:hyperlink r:id="rId125">
+            <w:hyperlink r:id="rId132">
               <w:r>
                 <w:rPr>
                   <w:rStyle w:val="Hyperlink"/>
@@ -3956,7 +4159,7 @@
             <w:pPr>
               <w:pStyle w:val="Compact"/>
             </w:pPr>
-            <w:hyperlink r:id="rId126">
+            <w:hyperlink r:id="rId133">
               <w:r>
                 <w:rPr>
                   <w:rStyle w:val="Hyperlink"/>
@@ -3994,9 +4197,38 @@
           </w:p>
         </w:tc>
       </w:tr>
+      <w:tr>
+        <w:tc>
+          <w:tcPr/>
+          <w:p>
+            <w:pPr>
+              <w:pStyle w:val="Compact"/>
+            </w:pPr>
+            <w:hyperlink r:id="rId134">
+              <w:r>
+                <w:rPr>
+                  <w:rStyle w:val="Hyperlink"/>
+                </w:rPr>
+                <w:t xml:space="preserve">Dados de Teste e Anonimização</w:t>
+              </w:r>
+            </w:hyperlink>
+          </w:p>
+        </w:tc>
+        <w:tc>
+          <w:tcPr/>
+          <w:p>
+            <w:pPr>
+              <w:pStyle w:val="Compact"/>
+            </w:pPr>
+            <w:r>
+              <w:t xml:space="preserve">Dados gerados, técnicas de anonimização, o que sobra sempre</w:t>
+            </w:r>
+          </w:p>
+        </w:tc>
+      </w:tr>
     </w:tbl>
-    <w:bookmarkEnd w:id="127"/>
-    <w:bookmarkStart w:id="136" w:name="operação"/>
+    <w:bookmarkEnd w:id="135"/>
+    <w:bookmarkStart w:id="148" w:name="operação"/>
     <w:p>
       <w:pPr>
         <w:pStyle w:val="Heading3"/>
@@ -4050,7 +4282,7 @@
             <w:pPr>
               <w:pStyle w:val="Compact"/>
             </w:pPr>
-            <w:hyperlink r:id="rId128">
+            <w:hyperlink r:id="rId136">
               <w:r>
                 <w:rPr>
                   <w:rStyle w:val="Hyperlink"/>
@@ -4079,7 +4311,7 @@
             <w:pPr>
               <w:pStyle w:val="Compact"/>
             </w:pPr>
-            <w:hyperlink r:id="rId129">
+            <w:hyperlink r:id="rId137">
               <w:r>
                 <w:rPr>
                   <w:rStyle w:val="Hyperlink"/>
@@ -4124,7 +4356,7 @@
             <w:pPr>
               <w:pStyle w:val="Compact"/>
             </w:pPr>
-            <w:hyperlink r:id="rId130">
+            <w:hyperlink r:id="rId138">
               <w:r>
                 <w:rPr>
                   <w:rStyle w:val="Hyperlink"/>
@@ -4153,7 +4385,7 @@
             <w:pPr>
               <w:pStyle w:val="Compact"/>
             </w:pPr>
-            <w:hyperlink r:id="rId131">
+            <w:hyperlink r:id="rId139">
               <w:r>
                 <w:rPr>
                   <w:rStyle w:val="Hyperlink"/>
@@ -4182,7 +4414,7 @@
             <w:pPr>
               <w:pStyle w:val="Compact"/>
             </w:pPr>
-            <w:hyperlink r:id="rId132">
+            <w:hyperlink r:id="rId140">
               <w:r>
                 <w:rPr>
                   <w:rStyle w:val="Hyperlink"/>
@@ -4211,7 +4443,7 @@
             <w:pPr>
               <w:pStyle w:val="Compact"/>
             </w:pPr>
-            <w:hyperlink r:id="rId133">
+            <w:hyperlink r:id="rId141">
               <w:r>
                 <w:rPr>
                   <w:rStyle w:val="Hyperlink"/>
@@ -4240,7 +4472,7 @@
             <w:pPr>
               <w:pStyle w:val="Compact"/>
             </w:pPr>
-            <w:hyperlink r:id="rId134">
+            <w:hyperlink r:id="rId142">
               <w:r>
                 <w:rPr>
                   <w:rStyle w:val="Hyperlink"/>
@@ -4269,7 +4501,7 @@
             <w:pPr>
               <w:pStyle w:val="Compact"/>
             </w:pPr>
-            <w:hyperlink r:id="rId135">
+            <w:hyperlink r:id="rId143">
               <w:r>
                 <w:rPr>
                   <w:rStyle w:val="Hyperlink"/>
@@ -4291,9 +4523,125 @@
           </w:p>
         </w:tc>
       </w:tr>
+      <w:tr>
+        <w:tc>
+          <w:tcPr/>
+          <w:p>
+            <w:pPr>
+              <w:pStyle w:val="Compact"/>
+            </w:pPr>
+            <w:hyperlink r:id="rId144">
+              <w:r>
+                <w:rPr>
+                  <w:rStyle w:val="Hyperlink"/>
+                </w:rPr>
+                <w:t xml:space="preserve">Gestão de Feature Flags</w:t>
+              </w:r>
+            </w:hyperlink>
+          </w:p>
+        </w:tc>
+        <w:tc>
+          <w:tcPr/>
+          <w:p>
+            <w:pPr>
+              <w:pStyle w:val="Compact"/>
+            </w:pPr>
+            <w:r>
+              <w:t xml:space="preserve">Tipos, inventário, ciclo de vida, remoção, uso em incidente</w:t>
+            </w:r>
+          </w:p>
+        </w:tc>
+      </w:tr>
+      <w:tr>
+        <w:tc>
+          <w:tcPr/>
+          <w:p>
+            <w:pPr>
+              <w:pStyle w:val="Compact"/>
+            </w:pPr>
+            <w:hyperlink r:id="rId145">
+              <w:r>
+                <w:rPr>
+                  <w:rStyle w:val="Hyperlink"/>
+                </w:rPr>
+                <w:t xml:space="preserve">Custos de Infraestrutura</w:t>
+              </w:r>
+            </w:hyperlink>
+          </w:p>
+        </w:tc>
+        <w:tc>
+          <w:tcPr/>
+          <w:p>
+            <w:pPr>
+              <w:pStyle w:val="Compact"/>
+            </w:pPr>
+            <w:r>
+              <w:t xml:space="preserve">Custo por componente, projeção, degraus, alertas, onde se poupa</w:t>
+            </w:r>
+          </w:p>
+        </w:tc>
+      </w:tr>
+      <w:tr>
+        <w:tc>
+          <w:tcPr/>
+          <w:p>
+            <w:pPr>
+              <w:pStyle w:val="Compact"/>
+            </w:pPr>
+            <w:hyperlink r:id="rId146">
+              <w:r>
+                <w:rPr>
+                  <w:rStyle w:val="Hyperlink"/>
+                </w:rPr>
+                <w:t xml:space="preserve">Modelo de Suporte</w:t>
+              </w:r>
+            </w:hyperlink>
+          </w:p>
+        </w:tc>
+        <w:tc>
+          <w:tcPr/>
+          <w:p>
+            <w:pPr>
+              <w:pStyle w:val="Compact"/>
+            </w:pPr>
+            <w:r>
+              <w:t xml:space="preserve">N1/N2/N3, caminho do pedido, gravidades, base de conhecimento</w:t>
+            </w:r>
+          </w:p>
+        </w:tc>
+      </w:tr>
+      <w:tr>
+        <w:tc>
+          <w:tcPr/>
+          <w:p>
+            <w:pPr>
+              <w:pStyle w:val="Compact"/>
+            </w:pPr>
+            <w:hyperlink r:id="rId147">
+              <w:r>
+                <w:rPr>
+                  <w:rStyle w:val="Hyperlink"/>
+                </w:rPr>
+                <w:t xml:space="preserve">Publicação nas Lojas</w:t>
+              </w:r>
+            </w:hyperlink>
+          </w:p>
+        </w:tc>
+        <w:tc>
+          <w:tcPr/>
+          <w:p>
+            <w:pPr>
+              <w:pStyle w:val="Compact"/>
+            </w:pPr>
+            <w:r>
+              <w:t xml:space="preserve">Conta e chaves, ficha da loja, lançamento faseado, motivos de recusa</w:t>
+            </w:r>
+          </w:p>
+        </w:tc>
+      </w:tr>
     </w:tbl>
-    <w:bookmarkEnd w:id="136"/>
-    <w:bookmarkStart w:id="143" w:name="governança"/>
+    <w:bookmarkEnd w:id="148"/>
+    <w:bookmarkStart w:id="157" w:name="governança"/>
     <w:p>
       <w:pPr>
         <w:pStyle w:val="Heading3"/>
@@ -4347,7 +4695,7 @@
             <w:pPr>
               <w:pStyle w:val="Compact"/>
             </w:pPr>
-            <w:hyperlink r:id="rId137">
+            <w:hyperlink r:id="rId149">
               <w:r>
                 <w:rPr>
                   <w:rStyle w:val="Hyperlink"/>
@@ -4376,7 +4724,7 @@
             <w:pPr>
               <w:pStyle w:val="Compact"/>
             </w:pPr>
-            <w:hyperlink r:id="rId138">
+            <w:hyperlink r:id="rId150">
               <w:r>
                 <w:rPr>
                   <w:rStyle w:val="Hyperlink"/>
@@ -4405,7 +4753,7 @@
             <w:pPr>
               <w:pStyle w:val="Compact"/>
             </w:pPr>
-            <w:hyperlink r:id="rId139">
+            <w:hyperlink r:id="rId151">
               <w:r>
                 <w:rPr>
                   <w:rStyle w:val="Hyperlink"/>
@@ -4434,7 +4782,7 @@
             <w:pPr>
               <w:pStyle w:val="Compact"/>
             </w:pPr>
-            <w:hyperlink r:id="rId140">
+            <w:hyperlink r:id="rId152">
               <w:r>
                 <w:rPr>
                   <w:rStyle w:val="Hyperlink"/>
@@ -4463,7 +4811,7 @@
             <w:pPr>
               <w:pStyle w:val="Compact"/>
             </w:pPr>
-            <w:hyperlink r:id="rId141">
+            <w:hyperlink r:id="rId153">
               <w:r>
                 <w:rPr>
                   <w:rStyle w:val="Hyperlink"/>
@@ -4492,7 +4840,7 @@
             <w:pPr>
               <w:pStyle w:val="Compact"/>
             </w:pPr>
-            <w:hyperlink r:id="rId142">
+            <w:hyperlink r:id="rId154">
               <w:r>
                 <w:rPr>
                   <w:rStyle w:val="Hyperlink"/>
@@ -4514,9 +4862,67 @@
           </w:p>
         </w:tc>
       </w:tr>
+      <w:tr>
+        <w:tc>
+          <w:tcPr/>
+          <w:p>
+            <w:pPr>
+              <w:pStyle w:val="Compact"/>
+            </w:pPr>
+            <w:hyperlink r:id="rId155">
+              <w:r>
+                <w:rPr>
+                  <w:rStyle w:val="Hyperlink"/>
+                </w:rPr>
+                <w:t xml:space="preserve">Matriz de Acessos e Permissões</w:t>
+              </w:r>
+            </w:hyperlink>
+          </w:p>
+        </w:tc>
+        <w:tc>
+          <w:tcPr/>
+          <w:p>
+            <w:pPr>
+              <w:pStyle w:val="Compact"/>
+            </w:pPr>
+            <w:r>
+              <w:t xml:space="preserve">Papéis, matriz por recurso, regras de contexto, ciclo de vida</w:t>
+            </w:r>
+          </w:p>
+        </w:tc>
+      </w:tr>
+      <w:tr>
+        <w:tc>
+          <w:tcPr/>
+          <w:p>
+            <w:pPr>
+              <w:pStyle w:val="Compact"/>
+            </w:pPr>
+            <w:hyperlink r:id="rId156">
+              <w:r>
+                <w:rPr>
+                  <w:rStyle w:val="Hyperlink"/>
+                </w:rPr>
+                <w:t xml:space="preserve">Política de Privacidade e Termos</w:t>
+              </w:r>
+            </w:hyperlink>
+          </w:p>
+        </w:tc>
+        <w:tc>
+          <w:tcPr/>
+          <w:p>
+            <w:pPr>
+              <w:pStyle w:val="Compact"/>
+            </w:pPr>
+            <w:r>
+              <w:t xml:space="preserve">Textos públicos para o utilizador, exigidos pelas lojas</w:t>
+            </w:r>
+          </w:p>
+        </w:tc>
+      </w:tr>
     </w:tbl>
-    <w:bookmarkEnd w:id="143"/>
-    <w:bookmarkStart w:id="150" w:name="utilizador"/>
+    <w:bookmarkEnd w:id="157"/>
+    <w:bookmarkStart w:id="164" w:name="utilizador"/>
     <w:p>
       <w:pPr>
         <w:pStyle w:val="Heading3"/>
@@ -4570,7 +4976,7 @@
             <w:pPr>
               <w:pStyle w:val="Compact"/>
             </w:pPr>
-            <w:hyperlink r:id="rId144">
+            <w:hyperlink r:id="rId158">
               <w:r>
                 <w:rPr>
                   <w:rStyle w:val="Hyperlink"/>
@@ -4599,7 +5005,7 @@
             <w:pPr>
               <w:pStyle w:val="Compact"/>
             </w:pPr>
-            <w:hyperlink r:id="rId145">
+            <w:hyperlink r:id="rId159">
               <w:r>
                 <w:rPr>
                   <w:rStyle w:val="Hyperlink"/>
@@ -4628,7 +5034,7 @@
             <w:pPr>
               <w:pStyle w:val="Compact"/>
             </w:pPr>
-            <w:hyperlink r:id="rId146">
+            <w:hyperlink r:id="rId160">
               <w:r>
                 <w:rPr>
                   <w:rStyle w:val="Hyperlink"/>
@@ -4657,7 +5063,7 @@
             <w:pPr>
               <w:pStyle w:val="Compact"/>
             </w:pPr>
-            <w:hyperlink r:id="rId147">
+            <w:hyperlink r:id="rId161">
               <w:r>
                 <w:rPr>
                   <w:rStyle w:val="Hyperlink"/>
@@ -4702,7 +5108,7 @@
             <w:pPr>
               <w:pStyle w:val="Compact"/>
             </w:pPr>
-            <w:hyperlink r:id="rId148">
+            <w:hyperlink r:id="rId162">
               <w:r>
                 <w:rPr>
                   <w:rStyle w:val="Hyperlink"/>
@@ -4731,7 +5137,7 @@
             <w:pPr>
               <w:pStyle w:val="Compact"/>
             </w:pPr>
-            <w:hyperlink r:id="rId149">
+            <w:hyperlink r:id="rId163">
               <w:r>
                 <w:rPr>
                   <w:rStyle w:val="Hyperlink"/>
@@ -4767,8 +5173,8 @@
         </w:tc>
       </w:tr>
     </w:tbl>
-    <w:bookmarkEnd w:id="150"/>
-    <w:bookmarkStart w:id="154" w:name="encerramento"/>
+    <w:bookmarkEnd w:id="164"/>
+    <w:bookmarkStart w:id="168" w:name="encerramento"/>
     <w:p>
       <w:pPr>
         <w:pStyle w:val="Heading3"/>
@@ -4822,7 +5228,7 @@
             <w:pPr>
               <w:pStyle w:val="Compact"/>
             </w:pPr>
-            <w:hyperlink r:id="rId151">
+            <w:hyperlink r:id="rId165">
               <w:r>
                 <w:rPr>
                   <w:rStyle w:val="Hyperlink"/>
@@ -4851,7 +5257,7 @@
             <w:pPr>
               <w:pStyle w:val="Compact"/>
             </w:pPr>
-            <w:hyperlink r:id="rId152">
+            <w:hyperlink r:id="rId166">
               <w:r>
                 <w:rPr>
                   <w:rStyle w:val="Hyperlink"/>
@@ -4880,7 +5286,7 @@
             <w:pPr>
               <w:pStyle w:val="Compact"/>
             </w:pPr>
-            <w:hyperlink r:id="rId153">
+            <w:hyperlink r:id="rId167">
               <w:r>
                 <w:rPr>
                   <w:rStyle w:val="Hyperlink"/>
@@ -4910,9 +5316,9 @@
         </w:pict>
       </w:r>
     </w:p>
-    <w:bookmarkEnd w:id="154"/>
-    <w:bookmarkEnd w:id="155"/>
-    <w:bookmarkStart w:id="156" w:name="que-documentos-preciso-mesmo"/>
+    <w:bookmarkEnd w:id="168"/>
+    <w:bookmarkEnd w:id="169"/>
+    <w:bookmarkStart w:id="170" w:name="que-documentos-preciso-mesmo"/>
     <w:p>
       <w:pPr>
         <w:pStyle w:val="Heading2"/>
@@ -5321,8 +5727,8 @@
         </w:pict>
       </w:r>
     </w:p>
-    <w:bookmarkEnd w:id="156"/>
-    <w:bookmarkStart w:id="158" w:name="princípios-de-boa-documentação"/>
+    <w:bookmarkEnd w:id="170"/>
+    <w:bookmarkStart w:id="172" w:name="princípios-de-boa-documentação"/>
     <w:p>
       <w:pPr>
         <w:pStyle w:val="Heading2"/>
@@ -5690,7 +6096,7 @@
         </w:tc>
       </w:tr>
     </w:tbl>
-    <w:bookmarkStart w:id="157" w:name="manutenção"/>
+    <w:bookmarkStart w:id="171" w:name="manutenção"/>
     <w:p>
       <w:pPr>
         <w:pStyle w:val="Heading3"/>
@@ -5966,9 +6372,9 @@
         </w:pict>
       </w:r>
     </w:p>
-    <w:bookmarkEnd w:id="157"/>
-    <w:bookmarkEnd w:id="158"/>
-    <w:bookmarkStart w:id="167" w:name="referências"/>
+    <w:bookmarkEnd w:id="171"/>
+    <w:bookmarkEnd w:id="172"/>
+    <w:bookmarkStart w:id="181" w:name="referências"/>
     <w:p>
       <w:pPr>
         <w:pStyle w:val="Heading2"/>
@@ -5985,7 +6391,7 @@
           <w:numId w:val="1002"/>
         </w:numPr>
       </w:pPr>
-      <w:hyperlink r:id="rId159">
+      <w:hyperlink r:id="rId173">
         <w:r>
           <w:rPr>
             <w:rStyle w:val="Hyperlink"/>
@@ -6008,7 +6414,7 @@
           <w:numId w:val="1002"/>
         </w:numPr>
       </w:pPr>
-      <w:hyperlink r:id="rId160">
+      <w:hyperlink r:id="rId174">
         <w:r>
           <w:rPr>
             <w:rStyle w:val="Hyperlink"/>
@@ -6031,7 +6437,7 @@
           <w:numId w:val="1002"/>
         </w:numPr>
       </w:pPr>
-      <w:hyperlink r:id="rId161">
+      <w:hyperlink r:id="rId175">
         <w:r>
           <w:rPr>
             <w:rStyle w:val="Hyperlink"/>
@@ -6054,7 +6460,7 @@
           <w:numId w:val="1002"/>
         </w:numPr>
       </w:pPr>
-      <w:hyperlink r:id="rId162">
+      <w:hyperlink r:id="rId176">
         <w:r>
           <w:rPr>
             <w:rStyle w:val="Hyperlink"/>
@@ -6071,7 +6477,7 @@
       <w:r>
         <w:t xml:space="preserve"> </w:t>
       </w:r>
-      <w:hyperlink r:id="rId163">
+      <w:hyperlink r:id="rId177">
         <w:r>
           <w:rPr>
             <w:rStyle w:val="Hyperlink"/>
@@ -6088,7 +6494,7 @@
       <w:r>
         <w:t xml:space="preserve"> </w:t>
       </w:r>
-      <w:hyperlink r:id="rId164">
+      <w:hyperlink r:id="rId178">
         <w:r>
           <w:rPr>
             <w:rStyle w:val="Hyperlink"/>
@@ -6105,7 +6511,7 @@
           <w:numId w:val="1002"/>
         </w:numPr>
       </w:pPr>
-      <w:hyperlink r:id="rId165">
+      <w:hyperlink r:id="rId179">
         <w:r>
           <w:rPr>
             <w:rStyle w:val="Hyperlink"/>
@@ -6128,7 +6534,7 @@
           <w:numId w:val="1002"/>
         </w:numPr>
       </w:pPr>
-      <w:hyperlink r:id="rId166">
+      <w:hyperlink r:id="rId180">
         <w:r>
           <w:rPr>
             <w:rStyle w:val="Hyperlink"/>
@@ -6143,7 +6549,7 @@
         <w:t xml:space="preserve">— SLOs, post-mortems, on-call</w:t>
       </w:r>
     </w:p>
-    <w:bookmarkEnd w:id="167"/>
+    <w:bookmarkEnd w:id="181"/>
     <w:sectPr>
       <w:footerReference xmlns:r="http://schemas.openxmlformats.org/officeDocument/2006/relationships" r:id="rId40" w:type="default"/>
       <w:pgSz w:h="16838" w:w="11906"/>
